--- a/entregables/apuntes/Apuntes_B4_Cinematica_Estatica.docx
+++ b/entregables/apuntes/Apuntes_B4_Cinematica_Estatica.docx
@@ -642,7 +642,7 @@
           <w:sz w:val="21"/>
           <w:szCs w:val="21"/>
         </w:rPr>
-        <w:t xml:space="preserve">Cuaterniones unitarios: 4 números y una ligadura; «ampliamente usados hoy en robótica, visión por computador, gráficos y navegación aeroespacial» porque componen barato y no tienen singularidad (Corke, 2023, p. 59); relación con eje-ángulo, componente vectorial w_hat·sin(th/2) (Corke, 2023, p. 57).</w:t>
+        <w:t xml:space="preserve">Cuaterniones unitarios: 4 números y una ligadura; «ampliamente usados hoy en robótica, visión por computador, gráficos y navegación aeroespacial» porque componen barato y no tienen singularidad (Corke, 2023, pp. 59-60); relación con eje-ángulo, componente vectorial w_hat·sin(th/2) (Corke, 2023, p. 57).</w:t>
       </w:r>
     </w:p>
     <w:p>
@@ -2278,7 +2278,7 @@
           <w:sz w:val="22"/>
           <w:szCs w:val="22"/>
         </w:rPr>
-        <w:t xml:space="preserve">La Robotics Toolbox for Python encapsula todo el aparato de S13-S14 en objetos robot con métodos uniformes. Un modelo se puede construir a mano, definiendo la ETS o los eslabones DH, o, mucho más rápido, instanciarse desde la colección de modelos incluida: puma = models.DH.Puma560() carga el PUMA 560 clásico (Corke, 2023, p. 281) e irb140 = models.DH.IRB140() «un modelo Denavit-Hartenberg de un robot industrial popular» de ABB (Corke, 2023, p. 277); también hay modelos URDF con mallas gráficas completas, como el Panda (Corke, 2023, p. 302). Todos exponen los mismos métodos que los objetos sencillos del capítulo: fkine para la cinemática directa, plot para visualizar y teach para la exploración interactiva con deslizadores (Corke, 2023, pp. 258 y 264).</w:t>
+        <w:t xml:space="preserve">La Robotics Toolbox for Python encapsula todo el aparato de S13-S14 en objetos robot con métodos uniformes. Un modelo se puede construir a mano, definiendo la ETS o los eslabones DH, o, mucho más rápido, instanciarse desde la colección de modelos incluida: puma = models.DH.Puma560() carga el PUMA 560 clásico (Corke, 2023, p. 281) e irb140 = models.DH.IRB140() «un modelo Denavit-Hartenberg de un robot industrial popular» de ABB (Corke, 2023, pp. 277 y 301); también hay modelos URDF con mallas gráficas completas, como el Panda (Corke, 2023, p. 302). Todos exponen los mismos métodos que los objetos sencillos del capítulo: fkine para la cinemática directa, plot para visualizar y teach para la exploración interactiva con deslizadores (Corke, 2023, pp. 258 y 264).</w:t>
       </w:r>
     </w:p>
     <w:p>
@@ -3119,7 +3119,7 @@
           <w:sz w:val="22"/>
           <w:szCs w:val="22"/>
         </w:rPr>
-        <w:t xml:space="preserve">Dos disciplinas de cálculo deben quedar automatizadas desde este ejemplo. Primera: usar siempre la función atan2 de dos argumentos, que devuelve el cuadrante correcto, en lugar de arcotangentes de cocientes (Lynch y Park, 2017, p. 220 y ss.). Segunda: discutir la existencia antes de calcular, el argumento del arcocoseno debe estar en [−1, 1], y su valor límite delimita exactamente la frontera del espacio de trabajo. Este patrón (reducir a triángulos, resolver con cosenos y atan2, enumerar ramas) es literalmente el que el brazo espacial de seis ejes reutiliza tras el desacoplo del apartado siguiente.</w:t>
+        <w:t xml:space="preserve">Dos disciplinas de cálculo deben quedar automatizadas desde este ejemplo. Primera: usar siempre la función atan2 de dos argumentos, que devuelve el cuadrante correcto, en lugar de arcotangentes de cocientes (Lynch y Park, 2017, p. 219 y ss.). Segunda: discutir la existencia antes de calcular, el argumento del arcocoseno debe estar en [−1, 1], y su valor límite delimita exactamente la frontera del espacio de trabajo. Este patrón (reducir a triángulos, resolver con cosenos y atan2, enumerar ramas) es literalmente el que el brazo espacial de seis ejes reutiliza tras el desacoplo del apartado siguiente.</w:t>
       </w:r>
     </w:p>
     <w:p>
@@ -4929,7 +4929,7 @@
           <w:sz w:val="22"/>
           <w:szCs w:val="22"/>
         </w:rPr>
-        <w:t xml:space="preserve">Dos lecturas de ingeniería. Primera: la fórmula responde tanto «qué pares necesito para empujar con una fuerza dada» como «qué pares necesito para resistir una carga», es la herramienta de dimensionado estático de actuadores, complementaria del análisis dinámico del bloque 3, y en el ejemplo del libro una fuerza aplicada en la punta del PUMA produce un par significativo precisamente en el hombro (Corke, 2023, p. 325). Segunda, más sutil: «el mapeo entre una torsor aplicada al efector y la fuerza articular generalizada involucra la traspuesta del jacobiano, y esta nunca puede ser singular» (Corke, 2023, p. 325); a diferencia del mapeo de velocidades, la estática no explota en las singularidades, lo que explota es su inversa, como formaliza la dualidad siguiente.</w:t>
+        <w:t xml:space="preserve">Dos lecturas de ingeniería. Primera: la fórmula responde tanto «qué pares necesito para empujar con una fuerza dada» como «qué pares necesito para resistir una carga», es la herramienta de dimensionado estático de actuadores, complementaria del análisis dinámico del bloque 3, y en el ejemplo del libro una fuerza aplicada en la punta del PUMA produce un par significativo precisamente en el hombro (Corke, 2023, p. 325). Segunda, más sutil: «el mapeo entre un torsor aplicado al efector y la fuerza articular generalizada involucra la traspuesta del jacobiano, y esta nunca puede ser singular» (Corke, 2023, p. 325); a diferencia del mapeo de velocidades, la estática no explota en las singularidades, lo que explota es su inversa, como formaliza la dualidad siguiente.</w:t>
       </w:r>
     </w:p>
     <w:p>

--- a/entregables/apuntes/Apuntes_B4_Cinematica_Estatica.docx
+++ b/entregables/apuntes/Apuntes_B4_Cinematica_Estatica.docx
@@ -3397,7 +3397,7 @@
           <w:sz w:val="21"/>
           <w:szCs w:val="21"/>
         </w:rPr>
-        <w:t xml:space="preserve">Adelantar la observación que estructura S18: cuando las dos columnas se alinean (brazo estirado), hay direcciones en las que el efector no puede moverse (Lynch y Park, 2017, p. 173).</w:t>
+        <w:t xml:space="preserve">Adelantar la observación que estructura S18: cuando las dos columnas se alinean (brazo estirado), hay direcciones en las que el efector no puede moverse (Lynch y Park, 2017, p. 172).</w:t>
       </w:r>
     </w:p>
     <w:p>
@@ -3656,7 +3656,7 @@
           <w:sz w:val="22"/>
           <w:szCs w:val="22"/>
         </w:rPr>
-        <w:t xml:space="preserve">La lectura columna a columna es la que da intuición física: la columna i de J es la velocidad (lineal y angular) que adquiere el efector cuando la articulación i gira a velocidad unidad con las demás quietas. Por eso el jacobiano depende de la configuración, las columnas son los ejes de las articulaciones «vistos» desde la postura actual, exactamente los ejes helicoidales del PoE de S14 transformados a la configuración corriente, y por eso puede degenerar: si dos columnas se alinean, sus efectos se vuelven linealmente dependientes y el efector pierde direcciones de movimiento (Lynch y Park, 2017, p. 173). En 3D la velocidad del efector se organiza como vector espacial 6D con componente traslacional y angular, y J es 6 x n.</w:t>
+        <w:t xml:space="preserve">La lectura columna a columna es la que da intuición física: la columna i de J es la velocidad (lineal y angular) que adquiere el efector cuando la articulación i gira a velocidad unidad con las demás quietas. Por eso el jacobiano depende de la configuración, las columnas son los ejes de las articulaciones «vistos» desde la postura actual, exactamente los ejes helicoidales del PoE de S14 transformados a la configuración corriente, y por eso puede degenerar: si dos columnas se alinean, sus efectos se vuelven linealmente dependientes y el efector pierde direcciones de movimiento (Lynch y Park, 2017, p. 172). En 3D la velocidad del efector se organiza como vector espacial 6D con componente traslacional y angular, y J es 6 x n.</w:t>
       </w:r>
     </w:p>
     <w:p>
@@ -4380,7 +4380,7 @@
           <w:sz w:val="21"/>
           <w:szCs w:val="21"/>
         </w:rPr>
-        <w:t xml:space="preserve">Versión general 6D con torsores (wrenches): w = (fx, fy, fz, mx, my, mz); los pares generalizados son Q = J^T(q)·w, con el jacobiano en el marco en que se exprese la torsor (Corke, 2023, p. 324; Lynch y Park, 2017, p. 190).</w:t>
+        <w:t xml:space="preserve">Versión general 6D con torsores (wrenches): w = (fx, fy, fz, mx, my, mz); los pares generalizados son Q = J^T(q)·w, con el jacobiano en el marco en que se exprese el torsor (Corke, 2023, p. 324; Lynch y Park, 2017, p. 190).</w:t>
       </w:r>
     </w:p>
     <w:p>
@@ -4915,7 +4915,7 @@
           <w:sz w:val="22"/>
           <w:szCs w:val="22"/>
         </w:rPr>
-        <w:t xml:space="preserve">El jacobiano también gobierna las fuerzas. El argumento es de conservación de potencia: con el robot en equilibrio estático, sin potencia empleada en mover el robot, la potencia medida en la punta debe igualar la generada en las articulaciones, f_tip^T·v_tip = tau^T·q_dot; sustituyendo v_tip = J(q)·q_dot y exigiendo que la igualdad valga para toda velocidad articular arbitraria, se concluye tau = J^T(q)·f_tip (ecuación 5.3; Lynch y Park, 2017, pp. 174-175). La formulación general con torsores (wrenches) de seis componentes es idéntica: «potencia en las articulaciones = potencia en el efector» da la relación entre pares articulares y la torsor aplicada (Lynch y Park, 2017, p. 190); en notación de Corke, una torsor w = (fx, fy, fz, mx, my, mz) aplicada en el efector y expresada en el marco del mundo se transforma al espacio articular como Q = J^T(q)·w, y si la torsor se expresa en el marco del efector se usa el jacobiano en ese marco (Corke, 2023, p. 324).</w:t>
+        <w:t xml:space="preserve">El jacobiano también gobierna las fuerzas. El argumento es de conservación de potencia: con el robot en equilibrio estático, sin potencia empleada en mover el robot, la potencia medida en la punta debe igualar la generada en las articulaciones, f_tip^T·v_tip = tau^T·q_dot; sustituyendo v_tip = J(q)·q_dot y exigiendo que la igualdad valga para toda velocidad articular arbitraria, se concluye tau = J^T(q)·f_tip (ecuación 5.3; Lynch y Park, 2017, pp. 174-175). La formulación general con torsores (wrenches) de seis componentes es idéntica: «potencia en las articulaciones = potencia en el efector» da la relación entre pares articulares y el torsor aplicado (Lynch y Park, 2017, p. 190); en notación de Corke, una torsor w = (fx, fy, fz, mx, my, mz) aplicada en el efector y expresada en el marco del mundo se transforma al espacio articular como Q = J^T(q)·w, y si el torsor se expresa en el marco del efector se usa el jacobiano en ese marco (Corke, 2023, p. 324).</w:t>
       </w:r>
     </w:p>
     <w:p>
@@ -5756,7 +5756,7 @@
           <w:sz w:val="22"/>
           <w:szCs w:val="22"/>
         </w:rPr>
-        <w:t xml:space="preserve">Es la mejor respuesta posible y hay que celebrarla, porque el estudiante ha visto que las dos ramas colapsan cuando el codo queda estirado o completamente doblado. Se refuerza pidiendo el valor del arcocoseno en ese punto, exactamente ±1, el límite del intervalo, y se deja plantada la conexión que se recoge en S18: ese punto de solución única es el brazo estirado, es decir la singularidad, donde el jacobiano degenera y las dos columnas se alinean (Lynch y Park, 2017, p. 173). Un estudiante que llega a esto en el minuto 28 de S16 tiene medio bloque hecho, y conviene decírselo.</w:t>
+        <w:t xml:space="preserve">Es la mejor respuesta posible y hay que celebrarla, porque el estudiante ha visto que las dos ramas colapsan cuando el codo queda estirado o completamente doblado. Se refuerza pidiendo el valor del arcocoseno en ese punto, exactamente ±1, el límite del intervalo, y se deja plantada la conexión que se recoge en S18: ese punto de solución única es el brazo estirado, es decir la singularidad, donde el jacobiano degenera y las dos columnas se alinean (Lynch y Park, 2017, p. 172). Un estudiante que llega a esto en el minuto 28 de S16 tiene medio bloque hecho, y conviene decírselo.</w:t>
       </w:r>
     </w:p>
     <w:p>
@@ -5897,7 +5897,7 @@
           <w:sz w:val="22"/>
           <w:szCs w:val="22"/>
         </w:rPr>
-        <w:t xml:space="preserve">Se cierra con la frase que el apartado 16.1 enuncia y que conviene decir tal cual: la cinemática inversa no es una función, y todo lo demás se deduce de ahí. Y con la disciplina que la discusión ha construido, en dos partes: comprobar existencia antes de calcular, y usar siempre atan2 de dos argumentos en lugar de arcotangentes de cocientes, porque conserva el cuadrante (Lynch y Park, 2017, p. 220 y ss.). Conviene añadir la promesa de continuidad, porque estructura el resto de la sesión: el patrón que acabamos de usar, reducir a triángulos, resolver con cosenos y atan2, enumerar ramas, es literalmente el que el brazo de seis ejes reutiliza después del desacoplo. Lo que no hay que hacer es cerrar diciendo que en la práctica el solver ya se encarga de todo esto: es la frase que desactiva la disciplina recién adquirida, y además no es cierta cuando la trayectoria pasa cerca de la frontera.</w:t>
+        <w:t xml:space="preserve">Se cierra con la frase que el apartado 16.1 enuncia y que conviene decir tal cual: la cinemática inversa no es una función, y todo lo demás se deduce de ahí. Y con la disciplina que la discusión ha construido, en dos partes: comprobar existencia antes de calcular, y usar siempre atan2 de dos argumentos en lugar de arcotangentes de cocientes, porque conserva el cuadrante (Lynch y Park, 2017, p. 219 y ss.). Conviene añadir la promesa de continuidad, porque estructura el resto de la sesión: el patrón que acabamos de usar, reducir a triángulos, resolver con cosenos y atan2, enumerar ramas, es literalmente el que el brazo de seis ejes reutiliza después del desacoplo. Lo que no hay que hacer es cerrar diciendo que en la práctica el solver ya se encarga de todo esto: es la frase que desactiva la disciplina recién adquirida, y además no es cierta cuando la trayectoria pasa cerca de la frontera.</w:t>
       </w:r>
     </w:p>
     <w:p>
@@ -6412,7 +6412,7 @@
           <w:sz w:val="22"/>
           <w:szCs w:val="22"/>
         </w:rPr>
-        <w:t xml:space="preserve">Es una simplificación que suena razonable y hay que trabajarla, porque esconde la propiedad más elegante del bloque. La pregunta que la desmonta es qué le pasa a cada una de las dos relaciones en una singularidad, y la respuesta está en el apartado 19.1: el mapeo entre la torsor aplicada al efector y la fuerza generalizada articular involucra la traspuesta del jacobiano, «y esta nunca puede ser singular» (Corke, 2023, p. 325), de modo que la estática no explota donde la cinemática diferencial se rompe. Lo que explota es su inversa. Vale la pena remitir aquí a la gráfica de la maleta del cuaderno 82514_S19_Estatica_Trayectorias.ipynb, que la clase acaba de ver: las posturas singulares son malas para mover y excelentes para sostener (Lynch y Park, 2017, p. 177).</w:t>
+        <w:t xml:space="preserve">Es una simplificación que suena razonable y hay que trabajarla, porque esconde la propiedad más elegante del bloque. La pregunta que la desmonta es qué le pasa a cada una de las dos relaciones en una singularidad, y la respuesta está en el apartado 19.1: el mapeo entre el torsor aplicado al efector y la fuerza generalizada articular involucra la traspuesta del jacobiano, «y esta nunca puede ser singular» (Corke, 2023, p. 325), de modo que la estática no explota donde la cinemática diferencial se rompe. Lo que explota es su inversa. Vale la pena remitir aquí a la gráfica de la maleta del cuaderno 82514_S19_Estatica_Trayectorias.ipynb, que la clase acaba de ver: las posturas singulares son malas para mover y excelentes para sostener (Lynch y Park, 2017, p. 177).</w:t>
       </w:r>
     </w:p>
     <w:p>

--- a/entregables/apuntes/Apuntes_B4_Cinematica_Estatica.docx
+++ b/entregables/apuntes/Apuntes_B4_Cinematica_Estatica.docx
@@ -2712,7 +2712,7 @@
           <w:sz w:val="21"/>
           <w:szCs w:val="21"/>
         </w:rPr>
-        <w:t xml:space="preserve">Casos degenerados: objetivo con px = py = 0 → infinitas soluciones de theta1 (Lynch y Park, 2017, p. 223); mecánicamente, «por límites articulares y colisiones no las ocho soluciones son físicamente alcanzables» (Corke, 2023, p. 282).</w:t>
+        <w:t xml:space="preserve">Casos degenerados: objetivo con px = py = 0 → infinitas soluciones de theta1 (Lynch y Park, 2017, p. 223); mecánicamente, «por límites articulares y colisiones no todas las ocho soluciones son físicamente alcanzables» (Corke, 2023, p. 282).</w:t>
       </w:r>
     </w:p>
     <w:p>
@@ -2926,7 +2926,7 @@
           <w:sz w:val="21"/>
           <w:szCs w:val="21"/>
         </w:rPr>
-        <w:t xml:space="preserve">Fallos con diagnóstico: puma.ikine_a(SE3.Tx(3)) devuelve success=False con razón «fuera de alcance» (Corke, 2023, p. 282); provocar también la singularidad de muñeca con q4 = 0, donde los ejes de las articulaciones 3 y 5 se alinean y solo queda determinada la suma q3 + q5 (Corke, 2023, p. 282).</w:t>
+        <w:t xml:space="preserve">Fallos con diagnóstico: puma.ikine_a(SE3.Tx(3)) devuelve success=False con razón «fuera de alcance» (Corke, 2023, p. 282); provocar también la singularidad de muñeca con q4 = 0, donde los ejes de las articulaciones 3 y 5 se alinean y solo queda determinada la suma q3 + q5 (Corke, 2023, p. 282; índices base 0, es decir la quinta articulación y los ejes cuarto y sexto en numeración industrial).</w:t>
       </w:r>
     </w:p>
     <w:p>
@@ -4102,7 +4102,7 @@
           <w:sz w:val="21"/>
           <w:szCs w:val="21"/>
         </w:rPr>
-        <w:t xml:space="preserve">Extraer el bloque traslacional del jacobiano y dibujar el elipsoide de velocidad con plot_ellipsoid; los radios son los recíprocos de las raíces de los autovalores (Corke, 2023, pp. 317-318).</w:t>
+        <w:t xml:space="preserve">Extraer el bloque traslacional del jacobiano y dibujar el elipsoide de velocidad con plot_ellipsoid; los radios son los recíprocos de las raíces de los autovalores de la matriz E = (J·Jᵀ)⁻¹ que se pasa a plot_ellipsoid, es decir las raíces de los autovalores de J·Jᵀ (Corke, 2023, pp. 317-318).</w:t>
       </w:r>
     </w:p>
     <w:p>
@@ -4212,7 +4212,7 @@
           <w:sz w:val="22"/>
           <w:szCs w:val="22"/>
         </w:rPr>
-        <w:t xml:space="preserve">Para los robots 6R industriales los casos importantes están catalogados: dos ejes rotativos colineales, la singularidad de muñeca del PUMA cuando q4 = 0 y los ejes 3 y 5 se alinean, ya encontrada en la IK de S16 (Corke, 2023, p. 282); tres ejes rotativos paralelos y coplanarios, el codo completamente estirado o recogido; y las variantes de cuatro ejes concurrentes o coplanarios, como el centro de muñeca directamente sobre el hombro (Lynch y Park, 2017, pp. 193-195). La traducción operacional: en la singularidad se pierden direcciones de movimiento, y en su vecindad el control de velocidad resuelta de S17 demanda velocidades articulares que crecen sin límite, por lo que los controladores reales reducen velocidad o rechazan la trayectoria (comportamiento de controladores comerciales; sin cita de libro). Aprender a reconocer estas posturas en el robot del laboratorio es un objetivo explícito del bloque.</w:t>
+        <w:t xml:space="preserve">Para los robots 6R industriales los casos importantes están catalogados: dos ejes rotativos colineales, la singularidad de muñeca del PUMA cuando q4 = 0 y los ejes 3 y 5 se alinean, ya encontrada en la IK de S16 (Corke, 2023, p. 282, con su numeración base 0: la quinta articulación); tres ejes rotativos paralelos y coplanarios, el codo completamente estirado o recogido; y las variantes de cuatro ejes concurrentes o coplanarios, como el centro de muñeca directamente sobre el hombro (Lynch y Park, 2017, pp. 193-195). La traducción operacional: en la singularidad se pierden direcciones de movimiento, y en su vecindad el control de velocidad resuelta de S17 demanda velocidades articulares que crecen sin límite, por lo que los controladores reales reducen velocidad o rechazan la trayectoria (comportamiento de controladores comerciales; sin cita de libro). Aprender a reconocer estas posturas en el robot del laboratorio es un objetivo explícito del bloque.</w:t>
       </w:r>
     </w:p>
     <w:p>
@@ -5756,7 +5756,7 @@
           <w:sz w:val="22"/>
           <w:szCs w:val="22"/>
         </w:rPr>
-        <w:t xml:space="preserve">Es la mejor respuesta posible y hay que celebrarla, porque el estudiante ha visto que las dos ramas colapsan cuando el codo queda estirado o completamente doblado. Se refuerza pidiendo el valor del arcocoseno en ese punto, exactamente ±1, el límite del intervalo, y se deja plantada la conexión que se recoge en S18: ese punto de solución única es el brazo estirado, es decir la singularidad, donde el jacobiano degenera y las dos columnas se alinean (Lynch y Park, 2017, p. 172). Un estudiante que llega a esto en el minuto 28 de S16 tiene medio bloque hecho, y conviene decírselo.</w:t>
+        <w:t xml:space="preserve">Es la mejor respuesta posible y hay que celebrarla, porque el estudiante ha visto que las dos ramas colapsan cuando el codo queda estirado o completamente doblado. Se refuerza pidiendo el valor del argumento del arcocoseno en ese punto, exactamente ±1, el límite del intervalo, y se deja plantada la conexión que se recoge en S18: ese punto de solución única es el brazo estirado, es decir la singularidad, donde el jacobiano degenera y las dos columnas se alinean (Lynch y Park, 2017, p. 172). Un estudiante que llega a esto en el minuto 28 de S16 tiene medio bloque hecho, y conviene decírselo.</w:t>
       </w:r>
     </w:p>
     <w:p>
